--- a/data/Dialogues multilateral_61st MERCOSUR Summit Meeting.docx
+++ b/data/Dialogues multilateral_61st MERCOSUR Summit Meeting.docx
@@ -2,13 +2,13 @@
 <file path=word/document.xml><?xml version="1.0" encoding="utf-8"?>
 <w:document xmlns:w="http://schemas.openxmlformats.org/wordprocessingml/2006/main" xmlns:m="http://schemas.openxmlformats.org/officeDocument/2006/math" xmlns:r="http://schemas.openxmlformats.org/officeDocument/2006/relationships" xmlns:o="urn:schemas-microsoft-com:office:office" xmlns:v="urn:schemas-microsoft-com:vml" xmlns:w10="urn:schemas-microsoft-com:office:word" xmlns:a="http://schemas.openxmlformats.org/drawingml/2006/main" xmlns:pic="http://schemas.openxmlformats.org/drawingml/2006/picture" xmlns:wp="http://schemas.openxmlformats.org/drawingml/2006/wordprocessingDrawing">
   <w:body>
-    <w:bookmarkStart w:id="26" w:name="st-mercosur-summit-meeting-summary"/>
+    <w:bookmarkStart w:id="26" w:name="st-mercosur-summit-meeting"/>
     <w:p>
       <w:pPr>
         <w:pStyle w:val="Heading1"/>
       </w:pPr>
       <w:r>
-        <w:t xml:space="preserve">61st MERCOSUR Summit Meeting Summary</w:t>
+        <w:t xml:space="preserve">61st MERCOSUR Summit Meeting</w:t>
       </w:r>
     </w:p>
     <w:p>
@@ -70,10 +70,56 @@
     </w:p>
     <w:p>
       <w:pPr>
-        <w:pStyle w:val="FirstParagraph"/>
-      </w:pPr>
-      <w:r>
-        <w:t xml:space="preserve">No key characteristics identified in the document.</w:t>
+        <w:pStyle w:val="Compact"/>
+        <w:numPr>
+          <w:ilvl w:val="0"/>
+          <w:numId w:val="1001"/>
+        </w:numPr>
+      </w:pPr>
+      <w:r>
+        <w:t xml:space="preserve">The folder contains a file titled</w:t>
+      </w:r>
+      <w:r>
+        <w:t xml:space="preserve"> </w:t>
+      </w:r>
+      <w:r>
+        <w:t xml:space="preserve">“61st MERCOSUR Summit Meeting.pdf.”</w:t>
+      </w:r>
+    </w:p>
+    <w:p>
+      <w:pPr>
+        <w:pStyle w:val="Compact"/>
+        <w:numPr>
+          <w:ilvl w:val="0"/>
+          <w:numId w:val="1001"/>
+        </w:numPr>
+      </w:pPr>
+      <w:r>
+        <w:t xml:space="preserve">The document likely pertains to the 61st Summit Meeting of MERCOSUR, a South American trade bloc.</w:t>
+      </w:r>
+    </w:p>
+    <w:p>
+      <w:pPr>
+        <w:pStyle w:val="Compact"/>
+        <w:numPr>
+          <w:ilvl w:val="0"/>
+          <w:numId w:val="1001"/>
+        </w:numPr>
+      </w:pPr>
+      <w:r>
+        <w:t xml:space="preserve">It may include discussions, decisions, or outcomes related to multilateral dialogues within MERCOSUR.</w:t>
+      </w:r>
+    </w:p>
+    <w:p>
+      <w:pPr>
+        <w:pStyle w:val="Compact"/>
+        <w:numPr>
+          <w:ilvl w:val="0"/>
+          <w:numId w:val="1001"/>
+        </w:numPr>
+      </w:pPr>
+      <w:r>
+        <w:t xml:space="preserve">The content is expected to focus on regional cooperation, trade agreements, and political coordination among member states.</w:t>
       </w:r>
     </w:p>
     <w:bookmarkEnd w:id="21"/>
@@ -368,8 +414,114 @@
       </w:pPr>
     </w:lvl>
   </w:abstractNum>
+  <w:abstractNum w:abstractNumId="991">
+    <w:nsid w:val="0000A991"/>
+    <w:multiLevelType w:val="multilevel"/>
+    <w:lvl w:ilvl="0">
+      <w:numFmt w:val="bullet"/>
+      <w:lvlText w:val=""/>
+      <w:lvlJc w:val="left"/>
+      <w:pPr>
+        <w:ind w:left="720" w:hanging="360"/>
+      </w:pPr>
+      <w:rPr>
+        <w:rFonts w:ascii="Symbol" w:hAnsi="Symbol" w:cs="Symbol" w:hint="default"/>
+      </w:rPr>
+    </w:lvl>
+    <w:lvl w:ilvl="1">
+      <w:numFmt w:val="bullet"/>
+      <w:lvlText w:val="o"/>
+      <w:lvlJc w:val="left"/>
+      <w:pPr>
+        <w:ind w:left="1440" w:hanging="360"/>
+      </w:pPr>
+      <w:rPr>
+        <w:rFonts w:ascii="Courier New" w:hAnsi="Courier New" w:cs="Courier New" w:hint="default"/>
+      </w:rPr>
+    </w:lvl>
+    <w:lvl w:ilvl="2">
+      <w:numFmt w:val="bullet"/>
+      <w:lvlText w:val=""/>
+      <w:lvlJc w:val="left"/>
+      <w:pPr>
+        <w:ind w:left="2160" w:hanging="360"/>
+      </w:pPr>
+      <w:rPr>
+        <w:rFonts w:ascii="Wingdings" w:hAnsi="Wingdings" w:cs="Wingdings" w:hint="default"/>
+      </w:rPr>
+    </w:lvl>
+    <w:lvl w:ilvl="3">
+      <w:numFmt w:val="bullet"/>
+      <w:lvlText w:val=""/>
+      <w:lvlJc w:val="left"/>
+      <w:pPr>
+        <w:ind w:left="2880" w:hanging="360"/>
+      </w:pPr>
+      <w:rPr>
+        <w:rFonts w:ascii="Symbol" w:hAnsi="Symbol" w:cs="Symbol" w:hint="default"/>
+      </w:rPr>
+    </w:lvl>
+    <w:lvl w:ilvl="4">
+      <w:numFmt w:val="bullet"/>
+      <w:lvlText w:val="o"/>
+      <w:lvlJc w:val="left"/>
+      <w:pPr>
+        <w:ind w:left="3600" w:hanging="360"/>
+      </w:pPr>
+      <w:rPr>
+        <w:rFonts w:ascii="Courier New" w:hAnsi="Courier New" w:cs="Courier New" w:hint="default"/>
+      </w:rPr>
+    </w:lvl>
+    <w:lvl w:ilvl="5">
+      <w:numFmt w:val="bullet"/>
+      <w:lvlText w:val=""/>
+      <w:lvlJc w:val="left"/>
+      <w:pPr>
+        <w:ind w:left="4320" w:hanging="360"/>
+      </w:pPr>
+      <w:rPr>
+        <w:rFonts w:ascii="Wingdings" w:hAnsi="Wingdings" w:cs="Wingdings" w:hint="default"/>
+      </w:rPr>
+    </w:lvl>
+    <w:lvl w:ilvl="6">
+      <w:numFmt w:val="bullet"/>
+      <w:lvlText w:val=""/>
+      <w:lvlJc w:val="left"/>
+      <w:pPr>
+        <w:ind w:left="5040" w:hanging="360"/>
+      </w:pPr>
+      <w:rPr>
+        <w:rFonts w:ascii="Symbol" w:hAnsi="Symbol" w:cs="Symbol" w:hint="default"/>
+      </w:rPr>
+    </w:lvl>
+    <w:lvl w:ilvl="7">
+      <w:numFmt w:val="bullet"/>
+      <w:lvlText w:val="o"/>
+      <w:lvlJc w:val="left"/>
+      <w:pPr>
+        <w:ind w:left="5760" w:hanging="360"/>
+      </w:pPr>
+      <w:rPr>
+        <w:rFonts w:ascii="Courier New" w:hAnsi="Courier New" w:cs="Courier New" w:hint="default"/>
+      </w:rPr>
+    </w:lvl>
+    <w:lvl w:ilvl="8">
+      <w:numFmt w:val="bullet"/>
+      <w:lvlText w:val=""/>
+      <w:lvlJc w:val="left"/>
+      <w:pPr>
+        <w:ind w:left="6480" w:hanging="360"/>
+      </w:pPr>
+      <w:rPr>
+        <w:rFonts w:ascii="Wingdings" w:hAnsi="Wingdings" w:cs="Wingdings" w:hint="default"/>
+      </w:rPr>
+    </w:lvl>
+  </w:abstractNum>
   <w:num w:numId="1000">
     <w:abstractNumId w:val="990"/>
+  </w:num>
+  <w:num w:numId="1001">
+    <w:abstractNumId w:val="991"/>
   </w:num>
 </w:numbering>
 </file>
